--- a/content/education/raw/Margin in Futures Trading.docx
+++ b/content/education/raw/Margin in Futures Trading.docx
@@ -41,6 +41,181 @@
         </w:rPr>
         <w:t>Firstly, we must distinguish between “Initial Margin” also commonly referred to as “IM” and “Maintenance Margin” also commonly referred to “MM”.</w:t>
       </w:r>
+    </w:p>
+    <w:p>
+      <w:pPr>
+        <w:rPr>
+          <w:lang w:val="en-US"/>
+        </w:rPr>
+      </w:pPr>
+    </w:p>
+    <w:p>
+      <w:pPr>
+        <w:rPr>
+          <w:lang w:val="en-US"/>
+        </w:rPr>
+      </w:pPr>
+    </w:p>
+    <w:p>
+      <w:pPr>
+        <w:rPr>
+          <w:lang w:val="en-US"/>
+        </w:rPr>
+      </w:pPr>
+    </w:p>
+    <w:p>
+      <w:pPr>
+        <w:rPr>
+          <w:lang w:val="en-US"/>
+        </w:rPr>
+      </w:pPr>
+    </w:p>
+    <w:p>
+      <w:pPr>
+        <w:rPr>
+          <w:lang w:val="en-US"/>
+        </w:rPr>
+      </w:pPr>
+    </w:p>
+    <w:p>
+      <w:pPr>
+        <w:rPr>
+          <w:lang w:val="en-US"/>
+        </w:rPr>
+      </w:pPr>
+    </w:p>
+    <w:p>
+      <w:pPr>
+        <w:rPr>
+          <w:lang w:val="en-US"/>
+        </w:rPr>
+      </w:pPr>
+    </w:p>
+    <w:p>
+      <w:pPr>
+        <w:rPr>
+          <w:lang w:val="en-US"/>
+        </w:rPr>
+      </w:pPr>
+    </w:p>
+    <w:p>
+      <w:pPr>
+        <w:rPr>
+          <w:lang w:val="en-US"/>
+        </w:rPr>
+      </w:pPr>
+    </w:p>
+    <w:p>
+      <w:pPr>
+        <w:rPr>
+          <w:lang w:val="en-US"/>
+        </w:rPr>
+      </w:pPr>
+    </w:p>
+    <w:p>
+      <w:pPr>
+        <w:rPr>
+          <w:lang w:val="en-US"/>
+        </w:rPr>
+      </w:pPr>
+    </w:p>
+    <w:p>
+      <w:pPr>
+        <w:rPr>
+          <w:lang w:val="en-US"/>
+        </w:rPr>
+      </w:pPr>
+    </w:p>
+    <w:p>
+      <w:pPr>
+        <w:rPr>
+          <w:lang w:val="en-US"/>
+        </w:rPr>
+      </w:pPr>
+    </w:p>
+    <w:p>
+      <w:pPr>
+        <w:rPr>
+          <w:lang w:val="en-US"/>
+        </w:rPr>
+      </w:pPr>
+    </w:p>
+    <w:p>
+      <w:pPr>
+        <w:rPr>
+          <w:lang w:val="en-US"/>
+        </w:rPr>
+      </w:pPr>
+    </w:p>
+    <w:p>
+      <w:pPr>
+        <w:rPr>
+          <w:lang w:val="en-US"/>
+        </w:rPr>
+      </w:pPr>
+    </w:p>
+    <w:p>
+      <w:pPr>
+        <w:rPr>
+          <w:lang w:val="en-US"/>
+        </w:rPr>
+      </w:pPr>
+    </w:p>
+    <w:p>
+      <w:pPr>
+        <w:rPr>
+          <w:lang w:val="en-US"/>
+        </w:rPr>
+      </w:pPr>
+    </w:p>
+    <w:p>
+      <w:pPr>
+        <w:rPr>
+          <w:lang w:val="en-US"/>
+        </w:rPr>
+      </w:pPr>
+    </w:p>
+    <w:p>
+      <w:pPr>
+        <w:rPr>
+          <w:lang w:val="en-US"/>
+        </w:rPr>
+      </w:pPr>
+    </w:p>
+    <w:p>
+      <w:pPr>
+        <w:rPr>
+          <w:lang w:val="en-US"/>
+        </w:rPr>
+      </w:pPr>
+    </w:p>
+    <w:p>
+      <w:pPr>
+        <w:rPr>
+          <w:lang w:val="en-US"/>
+        </w:rPr>
+      </w:pPr>
+    </w:p>
+    <w:p>
+      <w:pPr>
+        <w:rPr>
+          <w:lang w:val="en-US"/>
+        </w:rPr>
+      </w:pPr>
+    </w:p>
+    <w:p>
+      <w:pPr>
+        <w:rPr>
+          <w:lang w:val="en-US"/>
+        </w:rPr>
+      </w:pPr>
+    </w:p>
+    <w:p>
+      <w:pPr>
+        <w:rPr>
+          <w:lang w:val="en-US"/>
+        </w:rPr>
+      </w:pPr>
     </w:p>
     <w:p>
       <w:pPr>

--- a/content/education/raw/Margin in Futures Trading.docx
+++ b/content/education/raw/Margin in Futures Trading.docx
@@ -39,8 +39,289 @@
         <w:rPr>
           <w:lang w:val="en-US"/>
         </w:rPr>
-        <w:t>Firstly, we must distinguish between “Initial Margin” also commonly referred to as “IM” and “Maintenance Margin” also commonly referred to “MM”.</w:t>
-      </w:r>
+        <w:t xml:space="preserve">Firstly, we must distinguish between “Initial Margin” also commonly referred to as “IM” and “Maintenance Margin” </w:t>
+      </w:r>
+      <w:r>
+        <w:rPr>
+          <w:lang w:val="en-US"/>
+        </w:rPr>
+        <w:t xml:space="preserve">or “Variation Margin” </w:t>
+      </w:r>
+      <w:r>
+        <w:rPr>
+          <w:lang w:val="en-US"/>
+        </w:rPr>
+        <w:t>also commonly referred to “MM”.</w:t>
+      </w:r>
+    </w:p>
+    <w:p>
+      <w:pPr>
+        <w:rPr>
+          <w:lang w:val="en-US"/>
+        </w:rPr>
+      </w:pPr>
+    </w:p>
+    <w:p>
+      <w:pPr>
+        <w:rPr>
+          <w:b/>
+          <w:bCs/>
+          <w:u w:val="single"/>
+          <w:lang w:val="en-US"/>
+        </w:rPr>
+      </w:pPr>
+      <w:r>
+        <w:rPr>
+          <w:b/>
+          <w:bCs/>
+          <w:u w:val="single"/>
+          <w:lang w:val="en-US"/>
+        </w:rPr>
+        <w:t>In One Sentence</w:t>
+      </w:r>
+    </w:p>
+    <w:p>
+      <w:pPr>
+        <w:rPr>
+          <w:lang w:val="en-US"/>
+        </w:rPr>
+      </w:pPr>
+      <w:r>
+        <w:rPr>
+          <w:lang w:val="en-US"/>
+        </w:rPr>
+        <w:t>Initial Margin = the security deposit required to open and maintain a futures position.</w:t>
+      </w:r>
+    </w:p>
+    <w:p>
+      <w:pPr>
+        <w:rPr>
+          <w:lang w:val="en-US"/>
+        </w:rPr>
+      </w:pPr>
+      <w:r>
+        <w:rPr>
+          <w:lang w:val="en-US"/>
+        </w:rPr>
+        <w:t>Variation Margin = the daily cash settlement of profits and losses as the futures price changes.</w:t>
+      </w:r>
+    </w:p>
+    <w:p>
+      <w:pPr>
+        <w:rPr>
+          <w:lang w:val="en-US"/>
+        </w:rPr>
+      </w:pPr>
+    </w:p>
+    <w:p>
+      <w:pPr>
+        <w:rPr>
+          <w:lang w:val="en-US"/>
+        </w:rPr>
+      </w:pPr>
+      <w:r>
+        <w:rPr>
+          <w:b/>
+          <w:bCs/>
+          <w:lang w:val="en-US"/>
+        </w:rPr>
+        <w:t xml:space="preserve">Initial </w:t>
+      </w:r>
+      <w:r>
+        <w:rPr>
+          <w:b/>
+          <w:bCs/>
+          <w:lang w:val="en-US"/>
+        </w:rPr>
+        <w:t>Margin</w:t>
+      </w:r>
+      <w:r>
+        <w:rPr>
+          <w:lang w:val="en-US"/>
+        </w:rPr>
+        <w:t xml:space="preserve"> is a good-faith deposit that both the buyer (long) and seller (short) must pay when opening a futures position. It is not a down payment on the commodity; it is collateral that ensures both parties can meet their obligations.</w:t>
+      </w:r>
+      <w:r>
+        <w:rPr>
+          <w:lang w:val="en-US"/>
+        </w:rPr>
+        <w:t xml:space="preserve"> </w:t>
+      </w:r>
+    </w:p>
+    <w:p>
+      <w:r>
+        <w:rPr>
+          <w:lang w:val="en-US"/>
+        </w:rPr>
+        <w:br/>
+      </w:r>
+      <w:r>
+        <w:t>IM is p</w:t>
+      </w:r>
+      <w:r>
+        <w:t xml:space="preserve">aid when the futures position is opened. </w:t>
+      </w:r>
+      <w:r>
+        <w:br/>
+        <w:t>IM is h</w:t>
+      </w:r>
+      <w:r>
+        <w:t xml:space="preserve">eld by the clearing house while the position remains open. </w:t>
+      </w:r>
+      <w:r>
+        <w:br/>
+        <w:t>IM e</w:t>
+      </w:r>
+      <w:r>
+        <w:t xml:space="preserve">arns interest and is returned when the position is closed (assuming all obligations are met). </w:t>
+      </w:r>
+      <w:r>
+        <w:br/>
+        <w:t>IM is o</w:t>
+      </w:r>
+      <w:r>
+        <w:t>nly a small fraction of the total contract value is required, which creates leverage (gearing).</w:t>
+      </w:r>
+    </w:p>
+    <w:p>
+      <w:pPr>
+        <w:rPr>
+          <w:lang w:val="en-US"/>
+        </w:rPr>
+      </w:pPr>
+    </w:p>
+    <w:p>
+      <w:pPr>
+        <w:rPr>
+          <w:lang w:val="en-US"/>
+        </w:rPr>
+      </w:pPr>
+    </w:p>
+    <w:p>
+      <w:pPr>
+        <w:rPr>
+          <w:lang w:val="en-US"/>
+        </w:rPr>
+      </w:pPr>
+      <w:r>
+        <w:rPr>
+          <w:b/>
+          <w:bCs/>
+          <w:lang w:val="en-US"/>
+        </w:rPr>
+        <w:t>Variation Margin</w:t>
+      </w:r>
+      <w:r>
+        <w:rPr>
+          <w:lang w:val="en-US"/>
+        </w:rPr>
+        <w:t xml:space="preserve"> is the daily profit or loss settlement resulting from changes in the futures price. The book refers to this as part of the daily mark-to-market (MTM) process.</w:t>
+      </w:r>
+    </w:p>
+    <w:p>
+      <w:pPr>
+        <w:rPr>
+          <w:lang w:val="en-US"/>
+        </w:rPr>
+      </w:pPr>
+      <w:r>
+        <w:rPr>
+          <w:lang w:val="en-US"/>
+        </w:rPr>
+        <w:t>Every day:</w:t>
+      </w:r>
+    </w:p>
+    <w:p>
+      <w:pPr>
+        <w:rPr>
+          <w:lang w:val="en-US"/>
+        </w:rPr>
+      </w:pPr>
+      <w:r>
+        <w:rPr>
+          <w:lang w:val="en-US"/>
+        </w:rPr>
+        <w:t>The exchange determines the official closing (MTM) price.</w:t>
+      </w:r>
+    </w:p>
+    <w:p>
+      <w:pPr>
+        <w:rPr>
+          <w:lang w:val="en-US"/>
+        </w:rPr>
+      </w:pPr>
+      <w:r>
+        <w:rPr>
+          <w:lang w:val="en-US"/>
+        </w:rPr>
+        <w:t>All open futures positions are revalued.</w:t>
+      </w:r>
+    </w:p>
+    <w:p>
+      <w:pPr>
+        <w:rPr>
+          <w:lang w:val="en-US"/>
+        </w:rPr>
+      </w:pPr>
+      <w:r>
+        <w:rPr>
+          <w:lang w:val="en-US"/>
+        </w:rPr>
+        <w:t>Profits are paid to winning accounts.</w:t>
+      </w:r>
+    </w:p>
+    <w:p>
+      <w:pPr>
+        <w:rPr>
+          <w:lang w:val="en-US"/>
+        </w:rPr>
+      </w:pPr>
+      <w:r>
+        <w:rPr>
+          <w:lang w:val="en-US"/>
+        </w:rPr>
+        <w:t>Losses are collected from losing accounts.</w:t>
+      </w:r>
+    </w:p>
+    <w:p>
+      <w:pPr>
+        <w:rPr>
+          <w:lang w:val="en-US"/>
+        </w:rPr>
+      </w:pPr>
+    </w:p>
+    <w:p>
+      <w:pPr>
+        <w:rPr>
+          <w:lang w:val="en-US"/>
+        </w:rPr>
+      </w:pPr>
+      <w:r>
+        <w:rPr>
+          <w:lang w:val="en-US"/>
+        </w:rPr>
+        <w:lastRenderedPageBreak/>
+        <w:t>To see what the Initial Margin is for certain</w:t>
+      </w:r>
+      <w:r>
+        <w:rPr>
+          <w:lang w:val="en-US"/>
+        </w:rPr>
+        <w:t xml:space="preserve"> </w:t>
+      </w:r>
+      <w:r>
+        <w:rPr>
+          <w:lang w:val="en-US"/>
+        </w:rPr>
+        <w:t>contracts (or spreads and splits) refer to the Demo Trading page where the Initial Margin can be calculated for all major hedging months.</w:t>
+      </w:r>
+    </w:p>
+    <w:p>
+      <w:pPr>
+        <w:rPr>
+          <w:lang w:val="en-US"/>
+        </w:rPr>
+      </w:pPr>
     </w:p>
     <w:p>
       <w:pPr>
@@ -844,7 +1125,6 @@
   <w:style w:type="character" w:default="1" w:styleId="DefaultParagraphFont">
     <w:name w:val="Default Paragraph Font"/>
     <w:uiPriority w:val="1"/>
-    <w:semiHidden/>
     <w:unhideWhenUsed/>
   </w:style>
   <w:style w:type="table" w:default="1" w:styleId="TableNormal">
